--- a/Сессия 6/РУКОВОДСТВО ОПЕРАТОРА.docx
+++ b/Сессия 6/РУКОВОДСТВО ОПЕРАТОРА.docx
@@ -254,6 +254,7 @@
           <w:numId w:val="13"/>
         </w:numPr>
         <w:spacing w:after="0" w:line="360" w:lineRule="auto"/>
+        <w:ind w:left="0" w:firstLine="709"/>
         <w:jc w:val="center"/>
         <w:rPr>
           <w:rFonts w:ascii="Times New Roman" w:hAnsi="Times New Roman" w:cs="Times New Roman"/>
@@ -336,24 +337,50 @@
     </w:p>
     <w:p>
       <w:pPr>
-        <w:spacing w:after="0" w:line="360" w:lineRule="auto"/>
-        <w:ind w:firstLine="709"/>
+        <w:pStyle w:val="a7"/>
+        <w:numPr>
+          <w:ilvl w:val="1"/>
+          <w:numId w:val="13"/>
+        </w:numPr>
+        <w:spacing w:after="0" w:line="360" w:lineRule="auto"/>
         <w:jc w:val="both"/>
         <w:rPr>
           <w:rFonts w:ascii="Times New Roman" w:hAnsi="Times New Roman" w:cs="Times New Roman"/>
-          <w:sz w:val="28"/>
-          <w:szCs w:val="28"/>
-        </w:rPr>
-      </w:pPr>
-      <w:r>
-        <w:rPr>
-          <w:rFonts w:ascii="Times New Roman" w:hAnsi="Times New Roman" w:cs="Times New Roman"/>
-          <w:b/>
-          <w:bCs/>
-          <w:sz w:val="28"/>
-          <w:szCs w:val="28"/>
-        </w:rPr>
-        <w:t>1.2. Основные функции программы:</w:t>
+          <w:b/>
+          <w:bCs/>
+          <w:sz w:val="28"/>
+          <w:szCs w:val="28"/>
+        </w:rPr>
+      </w:pPr>
+      <w:r>
+        <w:rPr>
+          <w:rFonts w:ascii="Times New Roman" w:hAnsi="Times New Roman" w:cs="Times New Roman"/>
+          <w:b/>
+          <w:bCs/>
+          <w:sz w:val="28"/>
+          <w:szCs w:val="28"/>
+        </w:rPr>
+        <w:t>Основные функции программы:</w:t>
+      </w:r>
+    </w:p>
+    <w:p>
+      <w:pPr>
+        <w:spacing w:after="0" w:line="360" w:lineRule="auto"/>
+        <w:ind w:left="709"/>
+        <w:jc w:val="right"/>
+        <w:rPr>
+          <w:rFonts w:ascii="Times New Roman" w:hAnsi="Times New Roman" w:cs="Times New Roman"/>
+          <w:sz w:val="28"/>
+          <w:szCs w:val="28"/>
+        </w:rPr>
+      </w:pPr>
+      <w:r>
+        <w:rPr>
+          <w:rFonts w:ascii="Times New Roman" w:hAnsi="Times New Roman" w:cs="Times New Roman"/>
+          <w:sz w:val="28"/>
+          <w:szCs w:val="28"/>
+        </w:rPr>
+        <w:t>Таблица 1</w:t>
       </w:r>
     </w:p>
     <w:tbl>
@@ -836,7 +863,6 @@
           <w:rFonts w:ascii="Times New Roman" w:hAnsi="Times New Roman" w:cs="Times New Roman"/>
           <w:sz w:val="28"/>
           <w:szCs w:val="28"/>
-          <w:lang w:val="en-US"/>
         </w:rPr>
       </w:pPr>
       <w:r>
@@ -847,19 +873,6 @@
         </w:rPr>
         <w:t>Программа обеспечивает работу пользователя с ролью «технолог». Интерфейс реализован на русском языке, поддерживает авторизацию с проверкой капчи, смену аватара пользователя и экспорт отчётов.</w:t>
       </w:r>
-    </w:p>
-    <w:p>
-      <w:pPr>
-        <w:spacing w:after="0" w:line="360" w:lineRule="auto"/>
-        <w:ind w:firstLine="709"/>
-        <w:jc w:val="both"/>
-        <w:rPr>
-          <w:rFonts w:ascii="Times New Roman" w:hAnsi="Times New Roman" w:cs="Times New Roman"/>
-          <w:sz w:val="28"/>
-          <w:szCs w:val="28"/>
-          <w:lang w:val="en-US"/>
-        </w:rPr>
-      </w:pPr>
     </w:p>
     <w:p>
       <w:pPr>
@@ -868,7 +881,8 @@
           <w:ilvl w:val="0"/>
           <w:numId w:val="13"/>
         </w:numPr>
-        <w:spacing w:after="0" w:line="360" w:lineRule="auto"/>
+        <w:spacing w:after="0" w:line="276" w:lineRule="auto"/>
+        <w:ind w:left="0" w:firstLine="709"/>
         <w:jc w:val="center"/>
         <w:rPr>
           <w:rFonts w:ascii="Times New Roman" w:hAnsi="Times New Roman" w:cs="Times New Roman"/>
@@ -894,7 +908,7 @@
     <w:p>
       <w:pPr>
         <w:pStyle w:val="a7"/>
-        <w:spacing w:after="0" w:line="360" w:lineRule="auto"/>
+        <w:spacing w:after="0" w:line="276" w:lineRule="auto"/>
         <w:rPr>
           <w:rFonts w:ascii="Times New Roman" w:hAnsi="Times New Roman" w:cs="Times New Roman"/>
           <w:b/>
@@ -907,7 +921,7 @@
     </w:p>
     <w:p>
       <w:pPr>
-        <w:spacing w:after="0" w:line="360" w:lineRule="auto"/>
+        <w:spacing w:after="0" w:line="276" w:lineRule="auto"/>
         <w:ind w:firstLine="709"/>
         <w:jc w:val="both"/>
         <w:rPr>
@@ -945,6 +959,26 @@
           <w:szCs w:val="28"/>
         </w:rPr>
         <w:t>Для устойчивой работы программы необходимо следующее минимальное и рекомендуемое конфигурации оборудования:</w:t>
+      </w:r>
+    </w:p>
+    <w:p>
+      <w:pPr>
+        <w:spacing w:after="0" w:line="360" w:lineRule="auto"/>
+        <w:ind w:firstLine="709"/>
+        <w:jc w:val="right"/>
+        <w:rPr>
+          <w:rFonts w:ascii="Times New Roman" w:hAnsi="Times New Roman" w:cs="Times New Roman"/>
+          <w:sz w:val="28"/>
+          <w:szCs w:val="28"/>
+        </w:rPr>
+      </w:pPr>
+      <w:r>
+        <w:rPr>
+          <w:rFonts w:ascii="Times New Roman" w:hAnsi="Times New Roman" w:cs="Times New Roman"/>
+          <w:sz w:val="28"/>
+          <w:szCs w:val="28"/>
+        </w:rPr>
+        <w:t>Таблица 2</w:t>
       </w:r>
     </w:p>
     <w:tbl>
@@ -1454,6 +1488,8 @@
         <w:jc w:val="both"/>
         <w:rPr>
           <w:rFonts w:ascii="Times New Roman" w:hAnsi="Times New Roman" w:cs="Times New Roman"/>
+          <w:b/>
+          <w:bCs/>
           <w:sz w:val="28"/>
           <w:szCs w:val="28"/>
         </w:rPr>
@@ -1467,6 +1503,26 @@
           <w:szCs w:val="28"/>
         </w:rPr>
         <w:t>2.2. Требования к программным средствам.</w:t>
+      </w:r>
+    </w:p>
+    <w:p>
+      <w:pPr>
+        <w:spacing w:after="0" w:line="360" w:lineRule="auto"/>
+        <w:ind w:firstLine="709"/>
+        <w:jc w:val="right"/>
+        <w:rPr>
+          <w:rFonts w:ascii="Times New Roman" w:hAnsi="Times New Roman" w:cs="Times New Roman"/>
+          <w:sz w:val="28"/>
+          <w:szCs w:val="28"/>
+        </w:rPr>
+      </w:pPr>
+      <w:r>
+        <w:rPr>
+          <w:rFonts w:ascii="Times New Roman" w:hAnsi="Times New Roman" w:cs="Times New Roman"/>
+          <w:sz w:val="28"/>
+          <w:szCs w:val="28"/>
+        </w:rPr>
+        <w:t>Таблица 3</w:t>
       </w:r>
     </w:p>
     <w:tbl>
@@ -1599,7 +1655,7 @@
           </w:tcPr>
           <w:p>
             <w:pPr>
-              <w:spacing w:line="360" w:lineRule="auto"/>
+              <w:spacing w:line="276" w:lineRule="auto"/>
               <w:jc w:val="both"/>
               <w:rPr>
                 <w:rFonts w:ascii="Times New Roman" w:hAnsi="Times New Roman" w:cs="Times New Roman"/>
@@ -1624,7 +1680,7 @@
           </w:tcPr>
           <w:p>
             <w:pPr>
-              <w:spacing w:line="360" w:lineRule="auto"/>
+              <w:spacing w:line="276" w:lineRule="auto"/>
               <w:jc w:val="both"/>
               <w:rPr>
                 <w:rFonts w:ascii="Times New Roman" w:hAnsi="Times New Roman" w:cs="Times New Roman"/>
@@ -1651,7 +1707,7 @@
           </w:tcPr>
           <w:p>
             <w:pPr>
-              <w:spacing w:line="360" w:lineRule="auto"/>
+              <w:spacing w:line="276" w:lineRule="auto"/>
               <w:jc w:val="both"/>
               <w:rPr>
                 <w:rFonts w:ascii="Times New Roman" w:hAnsi="Times New Roman" w:cs="Times New Roman"/>
@@ -1676,7 +1732,7 @@
           </w:tcPr>
           <w:p>
             <w:pPr>
-              <w:spacing w:line="360" w:lineRule="auto"/>
+              <w:spacing w:line="276" w:lineRule="auto"/>
               <w:jc w:val="both"/>
               <w:rPr>
                 <w:rFonts w:ascii="Times New Roman" w:hAnsi="Times New Roman" w:cs="Times New Roman"/>
@@ -1703,7 +1759,7 @@
           </w:tcPr>
           <w:p>
             <w:pPr>
-              <w:spacing w:line="360" w:lineRule="auto"/>
+              <w:spacing w:line="276" w:lineRule="auto"/>
               <w:jc w:val="both"/>
               <w:rPr>
                 <w:rFonts w:ascii="Times New Roman" w:hAnsi="Times New Roman" w:cs="Times New Roman"/>
@@ -1728,7 +1784,7 @@
           </w:tcPr>
           <w:p>
             <w:pPr>
-              <w:spacing w:line="360" w:lineRule="auto"/>
+              <w:spacing w:line="276" w:lineRule="auto"/>
               <w:jc w:val="both"/>
               <w:rPr>
                 <w:rFonts w:ascii="Times New Roman" w:hAnsi="Times New Roman" w:cs="Times New Roman"/>
@@ -1793,32 +1849,31 @@
           <w:rFonts w:ascii="Times New Roman" w:hAnsi="Times New Roman" w:cs="Times New Roman"/>
           <w:sz w:val="28"/>
           <w:szCs w:val="28"/>
+        </w:rPr>
+      </w:pPr>
+      <w:r>
+        <w:rPr>
+          <w:rFonts w:ascii="Times New Roman" w:hAnsi="Times New Roman" w:cs="Times New Roman"/>
+          <w:sz w:val="28"/>
+          <w:szCs w:val="28"/>
+        </w:rPr>
+        <w:t>Пользователь должен иметь действующую учётную запись в системе с ролью «technologist»</w:t>
+      </w:r>
+      <w:r>
+        <w:rPr>
+          <w:rFonts w:ascii="Times New Roman" w:hAnsi="Times New Roman" w:cs="Times New Roman"/>
+          <w:sz w:val="28"/>
+          <w:szCs w:val="28"/>
+        </w:rPr>
+        <w:t xml:space="preserve"> или «</w:t>
+      </w:r>
+      <w:r>
+        <w:rPr>
+          <w:rFonts w:ascii="Times New Roman" w:hAnsi="Times New Roman" w:cs="Times New Roman"/>
+          <w:sz w:val="28"/>
+          <w:szCs w:val="28"/>
           <w:lang w:val="en-US"/>
         </w:rPr>
-      </w:pPr>
-      <w:r>
-        <w:rPr>
-          <w:rFonts w:ascii="Times New Roman" w:hAnsi="Times New Roman" w:cs="Times New Roman"/>
-          <w:sz w:val="28"/>
-          <w:szCs w:val="28"/>
-        </w:rPr>
-        <w:t>Пользователь должен иметь действующую учётную запись в системе с ролью «technologist»</w:t>
-      </w:r>
-      <w:r>
-        <w:rPr>
-          <w:rFonts w:ascii="Times New Roman" w:hAnsi="Times New Roman" w:cs="Times New Roman"/>
-          <w:sz w:val="28"/>
-          <w:szCs w:val="28"/>
-        </w:rPr>
-        <w:t xml:space="preserve"> или «</w:t>
-      </w:r>
-      <w:r>
-        <w:rPr>
-          <w:rFonts w:ascii="Times New Roman" w:hAnsi="Times New Roman" w:cs="Times New Roman"/>
-          <w:sz w:val="28"/>
-          <w:szCs w:val="28"/>
-          <w:lang w:val="en-US"/>
-        </w:rPr>
         <w:t>admin</w:t>
       </w:r>
       <w:r>
@@ -1837,19 +1892,6 @@
         </w:rPr>
         <w:t>. Доступ к программе осуществляется через авторизацию с использованием логина, пароля и капчи.</w:t>
       </w:r>
-    </w:p>
-    <w:p>
-      <w:pPr>
-        <w:spacing w:after="0" w:line="360" w:lineRule="auto"/>
-        <w:ind w:firstLine="709"/>
-        <w:jc w:val="both"/>
-        <w:rPr>
-          <w:rFonts w:ascii="Times New Roman" w:hAnsi="Times New Roman" w:cs="Times New Roman"/>
-          <w:sz w:val="28"/>
-          <w:szCs w:val="28"/>
-          <w:lang w:val="en-US"/>
-        </w:rPr>
-      </w:pPr>
     </w:p>
     <w:p>
       <w:pPr>
@@ -1859,6 +1901,7 @@
           <w:numId w:val="13"/>
         </w:numPr>
         <w:spacing w:after="0" w:line="360" w:lineRule="auto"/>
+        <w:ind w:left="0" w:firstLine="709"/>
         <w:jc w:val="center"/>
         <w:rPr>
           <w:rFonts w:ascii="Times New Roman" w:hAnsi="Times New Roman" w:cs="Times New Roman"/>
@@ -1972,6 +2015,7 @@
       <w:r>
         <w:rPr>
           <w:rFonts w:ascii="Times New Roman" w:hAnsi="Times New Roman" w:cs="Times New Roman"/>
+          <w:noProof/>
           <w:sz w:val="28"/>
           <w:szCs w:val="28"/>
         </w:rPr>
@@ -2233,6 +2277,7 @@
       <w:r>
         <w:rPr>
           <w:rFonts w:ascii="Times New Roman" w:hAnsi="Times New Roman" w:cs="Times New Roman"/>
+          <w:noProof/>
           <w:sz w:val="28"/>
           <w:szCs w:val="28"/>
         </w:rPr>
@@ -2354,6 +2399,26 @@
         <w:t>Главное окно (Рисунок 2) содержит следующие зоны:</w:t>
       </w:r>
     </w:p>
+    <w:p>
+      <w:pPr>
+        <w:spacing w:after="0" w:line="360" w:lineRule="auto"/>
+        <w:ind w:firstLine="709"/>
+        <w:jc w:val="right"/>
+        <w:rPr>
+          <w:rFonts w:ascii="Times New Roman" w:hAnsi="Times New Roman" w:cs="Times New Roman"/>
+          <w:sz w:val="28"/>
+          <w:szCs w:val="28"/>
+        </w:rPr>
+      </w:pPr>
+      <w:r>
+        <w:rPr>
+          <w:rFonts w:ascii="Times New Roman" w:hAnsi="Times New Roman" w:cs="Times New Roman"/>
+          <w:sz w:val="28"/>
+          <w:szCs w:val="28"/>
+        </w:rPr>
+        <w:t>Таблица 4</w:t>
+      </w:r>
+    </w:p>
     <w:tbl>
       <w:tblPr>
         <w:tblStyle w:val="af0"/>
@@ -2479,15 +2544,7 @@
                 <w:sz w:val="28"/>
                 <w:szCs w:val="28"/>
               </w:rPr>
-              <w:t xml:space="preserve">, </w:t>
-            </w:r>
-            <w:r>
-              <w:rPr>
-                <w:rFonts w:ascii="Times New Roman" w:hAnsi="Times New Roman" w:cs="Times New Roman"/>
-                <w:sz w:val="28"/>
-                <w:szCs w:val="28"/>
-              </w:rPr>
-              <w:t>«Выход».</w:t>
+              <w:t>, «Выход».</w:t>
             </w:r>
           </w:p>
         </w:tc>
@@ -2744,6 +2801,7 @@
           <w:rFonts w:ascii="Times New Roman" w:hAnsi="Times New Roman" w:cs="Times New Roman"/>
           <w:b/>
           <w:bCs/>
+          <w:noProof/>
           <w:sz w:val="28"/>
           <w:szCs w:val="28"/>
         </w:rPr>
@@ -2927,6 +2985,26 @@
         <w:t>Заполните поля (Рисунок 4):</w:t>
       </w:r>
     </w:p>
+    <w:p>
+      <w:pPr>
+        <w:spacing w:after="0" w:line="360" w:lineRule="auto"/>
+        <w:ind w:firstLine="709"/>
+        <w:jc w:val="right"/>
+        <w:rPr>
+          <w:rFonts w:ascii="Times New Roman" w:hAnsi="Times New Roman" w:cs="Times New Roman"/>
+          <w:sz w:val="28"/>
+          <w:szCs w:val="28"/>
+        </w:rPr>
+      </w:pPr>
+      <w:r>
+        <w:rPr>
+          <w:rFonts w:ascii="Times New Roman" w:hAnsi="Times New Roman" w:cs="Times New Roman"/>
+          <w:sz w:val="28"/>
+          <w:szCs w:val="28"/>
+        </w:rPr>
+        <w:t>Таблица 5</w:t>
+      </w:r>
+    </w:p>
     <w:tbl>
       <w:tblPr>
         <w:tblStyle w:val="af0"/>
@@ -3369,6 +3447,9 @@
           <w:ilvl w:val="0"/>
           <w:numId w:val="3"/>
         </w:numPr>
+        <w:tabs>
+          <w:tab w:val="clear" w:pos="720"/>
+        </w:tabs>
         <w:spacing w:after="0" w:line="360" w:lineRule="auto"/>
         <w:ind w:left="0" w:firstLine="709"/>
         <w:jc w:val="both"/>
@@ -3418,6 +3499,7 @@
       <w:r>
         <w:rPr>
           <w:rFonts w:ascii="Times New Roman" w:hAnsi="Times New Roman" w:cs="Times New Roman"/>
+          <w:noProof/>
           <w:sz w:val="28"/>
           <w:szCs w:val="28"/>
         </w:rPr>
@@ -3493,18 +3575,6 @@
           <w:szCs w:val="28"/>
         </w:rPr>
       </w:pPr>
-    </w:p>
-    <w:p>
-      <w:pPr>
-        <w:spacing w:after="0" w:line="360" w:lineRule="auto"/>
-        <w:ind w:firstLine="709"/>
-        <w:jc w:val="both"/>
-        <w:rPr>
-          <w:rFonts w:ascii="Times New Roman" w:hAnsi="Times New Roman" w:cs="Times New Roman"/>
-          <w:sz w:val="28"/>
-          <w:szCs w:val="28"/>
-        </w:rPr>
-      </w:pPr>
       <w:r>
         <w:rPr>
           <w:rFonts w:ascii="Times New Roman" w:hAnsi="Times New Roman" w:cs="Times New Roman"/>
@@ -3853,6 +3923,9 @@
           <w:ilvl w:val="0"/>
           <w:numId w:val="4"/>
         </w:numPr>
+        <w:tabs>
+          <w:tab w:val="clear" w:pos="720"/>
+        </w:tabs>
         <w:spacing w:after="0" w:line="360" w:lineRule="auto"/>
         <w:ind w:left="0" w:firstLine="709"/>
         <w:jc w:val="both"/>
@@ -3905,6 +3978,9 @@
           <w:ilvl w:val="0"/>
           <w:numId w:val="4"/>
         </w:numPr>
+        <w:tabs>
+          <w:tab w:val="clear" w:pos="720"/>
+        </w:tabs>
         <w:spacing w:after="0" w:line="360" w:lineRule="auto"/>
         <w:ind w:left="0" w:firstLine="709"/>
         <w:jc w:val="both"/>
@@ -3965,6 +4041,9 @@
           <w:ilvl w:val="0"/>
           <w:numId w:val="5"/>
         </w:numPr>
+        <w:tabs>
+          <w:tab w:val="clear" w:pos="720"/>
+        </w:tabs>
         <w:spacing w:after="0" w:line="360" w:lineRule="auto"/>
         <w:ind w:left="0" w:firstLine="709"/>
         <w:jc w:val="both"/>
@@ -4032,6 +4111,7 @@
       <w:r>
         <w:rPr>
           <w:rFonts w:ascii="Times New Roman" w:hAnsi="Times New Roman" w:cs="Times New Roman"/>
+          <w:noProof/>
           <w:sz w:val="28"/>
           <w:szCs w:val="28"/>
         </w:rPr>
@@ -4566,6 +4646,7 @@
       <w:r>
         <w:rPr>
           <w:rFonts w:ascii="Times New Roman" w:hAnsi="Times New Roman" w:cs="Times New Roman"/>
+          <w:noProof/>
           <w:sz w:val="28"/>
           <w:szCs w:val="28"/>
         </w:rPr>
@@ -4856,6 +4937,9 @@
           <w:ilvl w:val="0"/>
           <w:numId w:val="8"/>
         </w:numPr>
+        <w:tabs>
+          <w:tab w:val="clear" w:pos="720"/>
+        </w:tabs>
         <w:spacing w:after="0" w:line="360" w:lineRule="auto"/>
         <w:ind w:left="0" w:firstLine="709"/>
         <w:jc w:val="both"/>
@@ -4962,6 +5046,9 @@
           <w:ilvl w:val="0"/>
           <w:numId w:val="8"/>
         </w:numPr>
+        <w:tabs>
+          <w:tab w:val="clear" w:pos="720"/>
+        </w:tabs>
         <w:spacing w:after="0" w:line="360" w:lineRule="auto"/>
         <w:ind w:left="0" w:firstLine="709"/>
         <w:jc w:val="both"/>
@@ -5189,6 +5276,7 @@
       <w:r>
         <w:rPr>
           <w:rFonts w:ascii="Times New Roman" w:hAnsi="Times New Roman" w:cs="Times New Roman"/>
+          <w:noProof/>
           <w:sz w:val="28"/>
           <w:szCs w:val="28"/>
         </w:rPr>
@@ -5242,7 +5330,6 @@
           <w:rFonts w:ascii="Times New Roman" w:hAnsi="Times New Roman" w:cs="Times New Roman"/>
           <w:sz w:val="28"/>
           <w:szCs w:val="28"/>
-          <w:lang w:val="en-US"/>
         </w:rPr>
       </w:pPr>
       <w:r>
@@ -5258,7 +5345,6 @@
           <w:rFonts w:ascii="Times New Roman" w:hAnsi="Times New Roman" w:cs="Times New Roman"/>
           <w:sz w:val="28"/>
           <w:szCs w:val="28"/>
-          <w:lang w:val="en-US"/>
         </w:rPr>
         <w:t>7</w:t>
       </w:r>
@@ -5280,7 +5366,6 @@
           <w:rFonts w:ascii="Times New Roman" w:hAnsi="Times New Roman" w:cs="Times New Roman"/>
           <w:sz w:val="28"/>
           <w:szCs w:val="28"/>
-          <w:lang w:val="en-US"/>
         </w:rPr>
       </w:pPr>
     </w:p>
@@ -5320,6 +5405,9 @@
           <w:ilvl w:val="0"/>
           <w:numId w:val="9"/>
         </w:numPr>
+        <w:tabs>
+          <w:tab w:val="clear" w:pos="720"/>
+        </w:tabs>
         <w:spacing w:after="0" w:line="360" w:lineRule="auto"/>
         <w:ind w:left="0" w:firstLine="709"/>
         <w:jc w:val="both"/>
@@ -5427,6 +5515,9 @@
           <w:ilvl w:val="0"/>
           <w:numId w:val="9"/>
         </w:numPr>
+        <w:tabs>
+          <w:tab w:val="clear" w:pos="720"/>
+        </w:tabs>
         <w:spacing w:after="0" w:line="360" w:lineRule="auto"/>
         <w:ind w:left="0" w:firstLine="709"/>
         <w:jc w:val="both"/>
@@ -5529,6 +5620,9 @@
           <w:ilvl w:val="0"/>
           <w:numId w:val="9"/>
         </w:numPr>
+        <w:tabs>
+          <w:tab w:val="clear" w:pos="720"/>
+        </w:tabs>
         <w:spacing w:after="0" w:line="360" w:lineRule="auto"/>
         <w:ind w:left="0" w:firstLine="709"/>
         <w:jc w:val="both"/>
@@ -5560,7 +5654,16 @@
           <w:sz w:val="28"/>
           <w:szCs w:val="28"/>
         </w:rPr>
-        <w:t xml:space="preserve"> нажмите </w:t>
+        <w:t xml:space="preserve"> </w:t>
+      </w:r>
+      <w:r>
+        <w:rPr>
+          <w:rFonts w:ascii="Times New Roman" w:hAnsi="Times New Roman" w:cs="Times New Roman"/>
+          <w:sz w:val="28"/>
+          <w:szCs w:val="28"/>
+        </w:rPr>
+        <w:lastRenderedPageBreak/>
+        <w:t>нажмите </w:t>
       </w:r>
       <w:r>
         <w:rPr>
@@ -5588,16 +5691,7 @@
           <w:sz w:val="28"/>
           <w:szCs w:val="28"/>
         </w:rPr>
-        <w:t xml:space="preserve">. </w:t>
-      </w:r>
-      <w:r>
-        <w:rPr>
-          <w:rFonts w:ascii="Times New Roman" w:hAnsi="Times New Roman" w:cs="Times New Roman"/>
-          <w:sz w:val="28"/>
-          <w:szCs w:val="28"/>
-        </w:rPr>
-        <w:lastRenderedPageBreak/>
-        <w:t>Партия переходит в статус «running» (доступна аппаратчику).</w:t>
+        <w:t>. Партия переходит в статус «running» (доступна аппаратчику).</w:t>
       </w:r>
     </w:p>
     <w:p>
@@ -5660,6 +5754,9 @@
           <w:ilvl w:val="0"/>
           <w:numId w:val="10"/>
         </w:numPr>
+        <w:tabs>
+          <w:tab w:val="clear" w:pos="720"/>
+        </w:tabs>
         <w:spacing w:after="0" w:line="360" w:lineRule="auto"/>
         <w:ind w:left="0" w:firstLine="709"/>
         <w:jc w:val="both"/>
@@ -5767,6 +5864,9 @@
           <w:ilvl w:val="0"/>
           <w:numId w:val="10"/>
         </w:numPr>
+        <w:tabs>
+          <w:tab w:val="clear" w:pos="720"/>
+        </w:tabs>
         <w:spacing w:after="0" w:line="360" w:lineRule="auto"/>
         <w:ind w:left="0" w:firstLine="709"/>
         <w:jc w:val="both"/>
@@ -5827,6 +5927,9 @@
           <w:ilvl w:val="0"/>
           <w:numId w:val="10"/>
         </w:numPr>
+        <w:tabs>
+          <w:tab w:val="clear" w:pos="720"/>
+        </w:tabs>
         <w:spacing w:after="0" w:line="360" w:lineRule="auto"/>
         <w:ind w:left="0" w:firstLine="709"/>
         <w:jc w:val="both"/>
@@ -5867,6 +5970,9 @@
           <w:ilvl w:val="0"/>
           <w:numId w:val="10"/>
         </w:numPr>
+        <w:tabs>
+          <w:tab w:val="clear" w:pos="720"/>
+        </w:tabs>
         <w:spacing w:after="0" w:line="360" w:lineRule="auto"/>
         <w:ind w:left="0" w:firstLine="709"/>
         <w:jc w:val="both"/>
@@ -5916,6 +6022,7 @@
       <w:r>
         <w:rPr>
           <w:rFonts w:ascii="Times New Roman" w:hAnsi="Times New Roman" w:cs="Times New Roman"/>
+          <w:noProof/>
           <w:sz w:val="28"/>
           <w:szCs w:val="28"/>
         </w:rPr>
@@ -5969,7 +6076,6 @@
           <w:rFonts w:ascii="Times New Roman" w:hAnsi="Times New Roman" w:cs="Times New Roman"/>
           <w:sz w:val="28"/>
           <w:szCs w:val="28"/>
-          <w:lang w:val="en-US"/>
         </w:rPr>
       </w:pPr>
       <w:r>
@@ -5985,7 +6091,6 @@
           <w:rFonts w:ascii="Times New Roman" w:hAnsi="Times New Roman" w:cs="Times New Roman"/>
           <w:sz w:val="28"/>
           <w:szCs w:val="28"/>
-          <w:lang w:val="en-US"/>
         </w:rPr>
         <w:t>8</w:t>
       </w:r>
@@ -6007,7 +6112,6 @@
           <w:rFonts w:ascii="Times New Roman" w:hAnsi="Times New Roman" w:cs="Times New Roman"/>
           <w:sz w:val="28"/>
           <w:szCs w:val="28"/>
-          <w:lang w:val="en-US"/>
         </w:rPr>
       </w:pPr>
     </w:p>
@@ -6442,6 +6546,7 @@
           <w:sz w:val="28"/>
           <w:szCs w:val="28"/>
         </w:rPr>
+        <w:lastRenderedPageBreak/>
         <w:t>Укажите период.</w:t>
       </w:r>
     </w:p>
@@ -6519,10 +6624,10 @@
       <w:r>
         <w:rPr>
           <w:rFonts w:ascii="Times New Roman" w:hAnsi="Times New Roman" w:cs="Times New Roman"/>
-          <w:sz w:val="28"/>
-          <w:szCs w:val="28"/>
-        </w:rPr>
-        <w:lastRenderedPageBreak/>
+          <w:noProof/>
+          <w:sz w:val="28"/>
+          <w:szCs w:val="28"/>
+        </w:rPr>
         <w:drawing>
           <wp:inline distT="0" distB="0" distL="0" distR="0" wp14:anchorId="16AE12F8" wp14:editId="5C15DBE2">
             <wp:extent cx="4350394" cy="2518972"/>
@@ -6573,7 +6678,6 @@
           <w:rFonts w:ascii="Times New Roman" w:hAnsi="Times New Roman" w:cs="Times New Roman"/>
           <w:sz w:val="28"/>
           <w:szCs w:val="28"/>
-          <w:lang w:val="en-US"/>
         </w:rPr>
       </w:pPr>
       <w:r>
@@ -6610,7 +6714,6 @@
           <w:rFonts w:ascii="Times New Roman" w:hAnsi="Times New Roman" w:cs="Times New Roman"/>
           <w:sz w:val="28"/>
           <w:szCs w:val="28"/>
-          <w:lang w:val="en-US"/>
         </w:rPr>
       </w:pPr>
     </w:p>
@@ -6858,12 +6961,18 @@
       <w:r>
         <w:rPr>
           <w:rFonts w:ascii="Times New Roman" w:hAnsi="Times New Roman" w:cs="Times New Roman"/>
-          <w:b/>
-          <w:bCs/>
-          <w:sz w:val="28"/>
-          <w:szCs w:val="28"/>
-        </w:rPr>
-        <w:t>Таблица 1 – Сообщения оператору</w:t>
+          <w:sz w:val="28"/>
+          <w:szCs w:val="28"/>
+        </w:rPr>
+        <w:t xml:space="preserve">Таблица </w:t>
+      </w:r>
+      <w:r>
+        <w:rPr>
+          <w:rFonts w:ascii="Times New Roman" w:hAnsi="Times New Roman" w:cs="Times New Roman"/>
+          <w:sz w:val="28"/>
+          <w:szCs w:val="28"/>
+        </w:rPr>
+        <w:t>6</w:t>
       </w:r>
     </w:p>
     <w:tbl>
@@ -7115,7 +7224,16 @@
                 <w:sz w:val="28"/>
                 <w:szCs w:val="28"/>
               </w:rPr>
-              <w:t>Нажать кнопку обновления капчи и ввести новый код.</w:t>
+              <w:t xml:space="preserve">Нажать кнопку обновления капчи и </w:t>
+            </w:r>
+            <w:r>
+              <w:rPr>
+                <w:rFonts w:ascii="Times New Roman" w:hAnsi="Times New Roman" w:cs="Times New Roman"/>
+                <w:sz w:val="28"/>
+                <w:szCs w:val="28"/>
+              </w:rPr>
+              <w:lastRenderedPageBreak/>
+              <w:t>ввести новый код.</w:t>
             </w:r>
           </w:p>
         </w:tc>
@@ -7142,16 +7260,8 @@
                 <w:sz w:val="28"/>
                 <w:szCs w:val="28"/>
               </w:rPr>
-              <w:t xml:space="preserve">«Не удаётся создать </w:t>
-            </w:r>
-            <w:r>
-              <w:rPr>
-                <w:rFonts w:ascii="Times New Roman" w:hAnsi="Times New Roman" w:cs="Times New Roman"/>
-                <w:sz w:val="28"/>
-                <w:szCs w:val="28"/>
-              </w:rPr>
               <w:lastRenderedPageBreak/>
-              <w:t>партию. ID заказа не указан»</w:t>
+              <w:t>«Не удаётся создать партию. ID заказа не указан»</w:t>
             </w:r>
           </w:p>
         </w:tc>
@@ -7176,17 +7286,7 @@
                 <w:sz w:val="28"/>
                 <w:szCs w:val="28"/>
               </w:rPr>
-              <w:lastRenderedPageBreak/>
-              <w:t xml:space="preserve">Поле «ID заказа» не </w:t>
-            </w:r>
-            <w:r>
-              <w:rPr>
-                <w:rFonts w:ascii="Times New Roman" w:hAnsi="Times New Roman" w:cs="Times New Roman"/>
-                <w:sz w:val="28"/>
-                <w:szCs w:val="28"/>
-              </w:rPr>
-              <w:lastRenderedPageBreak/>
-              <w:t>заполнено</w:t>
+              <w:t>Поле «ID заказа» не заполнено</w:t>
             </w:r>
           </w:p>
         </w:tc>
@@ -7211,17 +7311,7 @@
                 <w:sz w:val="28"/>
                 <w:szCs w:val="28"/>
               </w:rPr>
-              <w:lastRenderedPageBreak/>
-              <w:t xml:space="preserve">Указать корректный ID </w:t>
-            </w:r>
-            <w:r>
-              <w:rPr>
-                <w:rFonts w:ascii="Times New Roman" w:hAnsi="Times New Roman" w:cs="Times New Roman"/>
-                <w:sz w:val="28"/>
-                <w:szCs w:val="28"/>
-              </w:rPr>
-              <w:lastRenderedPageBreak/>
-              <w:t>существующего производственного заказа.</w:t>
+              <w:t>Указать корректный ID существующего производственного заказа.</w:t>
             </w:r>
           </w:p>
         </w:tc>
@@ -7248,7 +7338,6 @@
                 <w:sz w:val="28"/>
                 <w:szCs w:val="28"/>
               </w:rPr>
-              <w:lastRenderedPageBreak/>
               <w:t>«Ошибка при завершении партии»</w:t>
             </w:r>
           </w:p>
@@ -7454,6 +7543,8 @@
         <w:ind w:firstLine="709"/>
         <w:rPr>
           <w:rFonts w:ascii="Times New Roman" w:hAnsi="Times New Roman" w:cs="Times New Roman"/>
+          <w:b/>
+          <w:bCs/>
           <w:sz w:val="28"/>
           <w:szCs w:val="28"/>
         </w:rPr>
@@ -7467,6 +7558,26 @@
           <w:szCs w:val="28"/>
         </w:rPr>
         <w:t>Перечень принятых сокращений</w:t>
+      </w:r>
+    </w:p>
+    <w:p>
+      <w:pPr>
+        <w:spacing w:after="0" w:line="360" w:lineRule="auto"/>
+        <w:ind w:firstLine="709"/>
+        <w:jc w:val="right"/>
+        <w:rPr>
+          <w:rFonts w:ascii="Times New Roman" w:hAnsi="Times New Roman" w:cs="Times New Roman"/>
+          <w:sz w:val="28"/>
+          <w:szCs w:val="28"/>
+        </w:rPr>
+      </w:pPr>
+      <w:r>
+        <w:rPr>
+          <w:rFonts w:ascii="Times New Roman" w:hAnsi="Times New Roman" w:cs="Times New Roman"/>
+          <w:sz w:val="28"/>
+          <w:szCs w:val="28"/>
+        </w:rPr>
+        <w:t>Таблица 7</w:t>
       </w:r>
     </w:p>
     <w:tbl>
@@ -7771,7 +7882,7 @@
     </w:p>
     <w:sectPr>
       <w:pgSz w:w="11906" w:h="16838"/>
-      <w:pgMar w:top="1134" w:right="566" w:bottom="1134" w:left="1701" w:header="851" w:footer="992" w:gutter="0"/>
+      <w:pgMar w:top="1134" w:right="991" w:bottom="1134" w:left="1701" w:header="851" w:footer="992" w:gutter="0"/>
       <w:cols w:space="425"/>
       <w:docGrid w:linePitch="360"/>
     </w:sectPr>
@@ -9025,9 +9136,9 @@
   </w:abstractNum>
   <w:abstractNum w:abstractNumId="8" w15:restartNumberingAfterBreak="0">
     <w:nsid w:val="57535461"/>
-    <w:multiLevelType w:val="hybridMultilevel"/>
-    <w:tmpl w:val="B1545964"/>
-    <w:lvl w:ilvl="0" w:tplc="0419000F">
+    <w:multiLevelType w:val="multilevel"/>
+    <w:tmpl w:val="C27A5FCC"/>
+    <w:lvl w:ilvl="0">
       <w:start w:val="1"/>
       <w:numFmt w:val="decimal"/>
       <w:lvlText w:val="%1."/>
@@ -9039,77 +9150,109 @@
         <w:rFonts w:hint="default"/>
       </w:rPr>
     </w:lvl>
-    <w:lvl w:ilvl="1" w:tplc="04190019" w:tentative="1">
-      <w:start w:val="1"/>
-      <w:numFmt w:val="lowerLetter"/>
-      <w:lvlText w:val="%2."/>
-      <w:lvlJc w:val="left"/>
-      <w:pPr>
-        <w:ind w:left="1440" w:hanging="360"/>
-      </w:pPr>
-    </w:lvl>
-    <w:lvl w:ilvl="2" w:tplc="0419001B" w:tentative="1">
-      <w:start w:val="1"/>
-      <w:numFmt w:val="lowerRoman"/>
-      <w:lvlText w:val="%3."/>
-      <w:lvlJc w:val="right"/>
-      <w:pPr>
-        <w:ind w:left="2160" w:hanging="180"/>
-      </w:pPr>
-    </w:lvl>
-    <w:lvl w:ilvl="3" w:tplc="0419000F" w:tentative="1">
-      <w:start w:val="1"/>
+    <w:lvl w:ilvl="1">
+      <w:start w:val="2"/>
       <w:numFmt w:val="decimal"/>
-      <w:lvlText w:val="%4."/>
-      <w:lvlJc w:val="left"/>
-      <w:pPr>
-        <w:ind w:left="2880" w:hanging="360"/>
-      </w:pPr>
-    </w:lvl>
-    <w:lvl w:ilvl="4" w:tplc="04190019" w:tentative="1">
-      <w:start w:val="1"/>
-      <w:numFmt w:val="lowerLetter"/>
-      <w:lvlText w:val="%5."/>
-      <w:lvlJc w:val="left"/>
-      <w:pPr>
-        <w:ind w:left="3600" w:hanging="360"/>
-      </w:pPr>
-    </w:lvl>
-    <w:lvl w:ilvl="5" w:tplc="0419001B" w:tentative="1">
-      <w:start w:val="1"/>
-      <w:numFmt w:val="lowerRoman"/>
-      <w:lvlText w:val="%6."/>
-      <w:lvlJc w:val="right"/>
-      <w:pPr>
-        <w:ind w:left="4320" w:hanging="180"/>
-      </w:pPr>
-    </w:lvl>
-    <w:lvl w:ilvl="6" w:tplc="0419000F" w:tentative="1">
+      <w:isLgl/>
+      <w:lvlText w:val="%1.%2."/>
+      <w:lvlJc w:val="left"/>
+      <w:pPr>
+        <w:ind w:left="1429" w:hanging="720"/>
+      </w:pPr>
+      <w:rPr>
+        <w:rFonts w:hint="default"/>
+      </w:rPr>
+    </w:lvl>
+    <w:lvl w:ilvl="2">
       <w:start w:val="1"/>
       <w:numFmt w:val="decimal"/>
-      <w:lvlText w:val="%7."/>
-      <w:lvlJc w:val="left"/>
-      <w:pPr>
-        <w:ind w:left="5040" w:hanging="360"/>
-      </w:pPr>
-    </w:lvl>
-    <w:lvl w:ilvl="7" w:tplc="04190019" w:tentative="1">
-      <w:start w:val="1"/>
-      <w:numFmt w:val="lowerLetter"/>
-      <w:lvlText w:val="%8."/>
-      <w:lvlJc w:val="left"/>
-      <w:pPr>
-        <w:ind w:left="5760" w:hanging="360"/>
-      </w:pPr>
-    </w:lvl>
-    <w:lvl w:ilvl="8" w:tplc="0419001B" w:tentative="1">
-      <w:start w:val="1"/>
-      <w:numFmt w:val="lowerRoman"/>
-      <w:lvlText w:val="%9."/>
-      <w:lvlJc w:val="right"/>
-      <w:pPr>
-        <w:ind w:left="6480" w:hanging="180"/>
-      </w:pPr>
+      <w:isLgl/>
+      <w:lvlText w:val="%1.%2.%3."/>
+      <w:lvlJc w:val="left"/>
+      <w:pPr>
+        <w:ind w:left="1778" w:hanging="720"/>
+      </w:pPr>
+      <w:rPr>
+        <w:rFonts w:hint="default"/>
+      </w:rPr>
+    </w:lvl>
+    <w:lvl w:ilvl="3">
+      <w:start w:val="1"/>
+      <w:numFmt w:val="decimal"/>
+      <w:isLgl/>
+      <w:lvlText w:val="%1.%2.%3.%4."/>
+      <w:lvlJc w:val="left"/>
+      <w:pPr>
+        <w:ind w:left="2487" w:hanging="1080"/>
+      </w:pPr>
+      <w:rPr>
+        <w:rFonts w:hint="default"/>
+      </w:rPr>
+    </w:lvl>
+    <w:lvl w:ilvl="4">
+      <w:start w:val="1"/>
+      <w:numFmt w:val="decimal"/>
+      <w:isLgl/>
+      <w:lvlText w:val="%1.%2.%3.%4.%5."/>
+      <w:lvlJc w:val="left"/>
+      <w:pPr>
+        <w:ind w:left="2836" w:hanging="1080"/>
+      </w:pPr>
+      <w:rPr>
+        <w:rFonts w:hint="default"/>
+      </w:rPr>
+    </w:lvl>
+    <w:lvl w:ilvl="5">
+      <w:start w:val="1"/>
+      <w:numFmt w:val="decimal"/>
+      <w:isLgl/>
+      <w:lvlText w:val="%1.%2.%3.%4.%5.%6."/>
+      <w:lvlJc w:val="left"/>
+      <w:pPr>
+        <w:ind w:left="3545" w:hanging="1440"/>
+      </w:pPr>
+      <w:rPr>
+        <w:rFonts w:hint="default"/>
+      </w:rPr>
+    </w:lvl>
+    <w:lvl w:ilvl="6">
+      <w:start w:val="1"/>
+      <w:numFmt w:val="decimal"/>
+      <w:isLgl/>
+      <w:lvlText w:val="%1.%2.%3.%4.%5.%6.%7."/>
+      <w:lvlJc w:val="left"/>
+      <w:pPr>
+        <w:ind w:left="4254" w:hanging="1800"/>
+      </w:pPr>
+      <w:rPr>
+        <w:rFonts w:hint="default"/>
+      </w:rPr>
+    </w:lvl>
+    <w:lvl w:ilvl="7">
+      <w:start w:val="1"/>
+      <w:numFmt w:val="decimal"/>
+      <w:isLgl/>
+      <w:lvlText w:val="%1.%2.%3.%4.%5.%6.%7.%8."/>
+      <w:lvlJc w:val="left"/>
+      <w:pPr>
+        <w:ind w:left="4603" w:hanging="1800"/>
+      </w:pPr>
+      <w:rPr>
+        <w:rFonts w:hint="default"/>
+      </w:rPr>
+    </w:lvl>
+    <w:lvl w:ilvl="8">
+      <w:start w:val="1"/>
+      <w:numFmt w:val="decimal"/>
+      <w:isLgl/>
+      <w:lvlText w:val="%1.%2.%3.%4.%5.%6.%7.%8.%9."/>
+      <w:lvlJc w:val="left"/>
+      <w:pPr>
+        <w:ind w:left="5312" w:hanging="2160"/>
+      </w:pPr>
+      <w:rPr>
+        <w:rFonts w:hint="default"/>
+      </w:rPr>
     </w:lvl>
   </w:abstractNum>
   <w:abstractNum w:abstractNumId="9" w15:restartNumberingAfterBreak="0">
